--- a/开题报告_领域小模型蒸馏与知识增强/开题报告_格式版.docx
+++ b/开题报告_领域小模型蒸馏与知识增强/开题报告_格式版.docx
@@ -1641,7 +1641,6 @@
               <w:spacing w:line="240" w:lineRule="auto"/>
               <w:ind w:firstLine="0"/>
             </w:pPr>
-            <w:r/>
             <w:r>
               <w:rPr>
                 <w:rFonts w:ascii="Times New Roman" w:hAnsi="Times New Roman" w:eastAsia="黑体"/>
@@ -1661,7 +1660,6 @@
               <w:spacing w:line="240" w:lineRule="auto"/>
               <w:ind w:firstLine="0"/>
             </w:pPr>
-            <w:r/>
             <w:r>
               <w:rPr>
                 <w:rFonts w:ascii="Times New Roman" w:hAnsi="Times New Roman" w:eastAsia="黑体"/>
@@ -1681,7 +1679,6 @@
               <w:spacing w:line="240" w:lineRule="auto"/>
               <w:ind w:firstLine="0"/>
             </w:pPr>
-            <w:r/>
             <w:r>
               <w:rPr>
                 <w:rFonts w:ascii="Times New Roman" w:hAnsi="Times New Roman" w:eastAsia="黑体"/>
@@ -1703,7 +1700,6 @@
               <w:spacing w:line="240" w:lineRule="auto"/>
               <w:ind w:firstLine="0"/>
             </w:pPr>
-            <w:r/>
             <w:r>
               <w:rPr>
                 <w:rFonts w:ascii="Times New Roman" w:hAnsi="Times New Roman" w:eastAsia="宋体"/>
@@ -1722,7 +1718,6 @@
               <w:spacing w:line="240" w:lineRule="auto"/>
               <w:ind w:firstLine="0"/>
             </w:pPr>
-            <w:r/>
             <w:r>
               <w:rPr>
                 <w:rFonts w:ascii="Times New Roman" w:hAnsi="Times New Roman" w:eastAsia="宋体"/>
@@ -1741,7 +1736,6 @@
               <w:spacing w:line="240" w:lineRule="auto"/>
               <w:ind w:firstLine="0"/>
             </w:pPr>
-            <w:r/>
             <w:r>
               <w:rPr>
                 <w:rFonts w:ascii="Times New Roman" w:hAnsi="Times New Roman" w:eastAsia="宋体"/>
@@ -1762,7 +1756,6 @@
               <w:spacing w:line="240" w:lineRule="auto"/>
               <w:ind w:firstLine="0"/>
             </w:pPr>
-            <w:r/>
             <w:r>
               <w:rPr>
                 <w:rFonts w:ascii="Times New Roman" w:hAnsi="Times New Roman" w:eastAsia="宋体"/>
@@ -1781,7 +1774,6 @@
               <w:spacing w:line="240" w:lineRule="auto"/>
               <w:ind w:firstLine="0"/>
             </w:pPr>
-            <w:r/>
             <w:r>
               <w:rPr>
                 <w:rFonts w:ascii="Times New Roman" w:hAnsi="Times New Roman" w:eastAsia="宋体"/>
@@ -1800,7 +1792,6 @@
               <w:spacing w:line="240" w:lineRule="auto"/>
               <w:ind w:firstLine="0"/>
             </w:pPr>
-            <w:r/>
             <w:r>
               <w:rPr>
                 <w:rFonts w:ascii="Times New Roman" w:hAnsi="Times New Roman" w:eastAsia="宋体"/>
@@ -1821,7 +1812,6 @@
               <w:spacing w:line="240" w:lineRule="auto"/>
               <w:ind w:firstLine="0"/>
             </w:pPr>
-            <w:r/>
             <w:r>
               <w:rPr>
                 <w:rFonts w:ascii="Times New Roman" w:hAnsi="Times New Roman" w:eastAsia="宋体"/>
@@ -1840,7 +1830,6 @@
               <w:spacing w:line="240" w:lineRule="auto"/>
               <w:ind w:firstLine="0"/>
             </w:pPr>
-            <w:r/>
             <w:r>
               <w:rPr>
                 <w:rFonts w:ascii="Times New Roman" w:hAnsi="Times New Roman" w:eastAsia="宋体"/>
@@ -1859,7 +1848,6 @@
               <w:spacing w:line="240" w:lineRule="auto"/>
               <w:ind w:firstLine="0"/>
             </w:pPr>
-            <w:r/>
             <w:r>
               <w:rPr>
                 <w:rFonts w:ascii="Times New Roman" w:hAnsi="Times New Roman" w:eastAsia="宋体"/>
@@ -1880,7 +1868,6 @@
               <w:spacing w:line="240" w:lineRule="auto"/>
               <w:ind w:firstLine="0"/>
             </w:pPr>
-            <w:r/>
             <w:r>
               <w:rPr>
                 <w:rFonts w:ascii="Times New Roman" w:hAnsi="Times New Roman" w:eastAsia="宋体"/>
@@ -1899,7 +1886,6 @@
               <w:spacing w:line="240" w:lineRule="auto"/>
               <w:ind w:firstLine="0"/>
             </w:pPr>
-            <w:r/>
             <w:r>
               <w:rPr>
                 <w:rFonts w:ascii="Times New Roman" w:hAnsi="Times New Roman" w:eastAsia="宋体"/>
@@ -1918,7 +1904,6 @@
               <w:spacing w:line="240" w:lineRule="auto"/>
               <w:ind w:firstLine="0"/>
             </w:pPr>
-            <w:r/>
             <w:r>
               <w:rPr>
                 <w:rFonts w:ascii="Times New Roman" w:hAnsi="Times New Roman" w:eastAsia="宋体"/>
